--- a/templates/民事案件-法人或其它组织/11办案小结-诉讼类.docx
+++ b/templates/民事案件-法人或其它组织/11办案小结-诉讼类.docx
@@ -138,10 +138,8 @@
                 <w:rFonts w:hint="default" w:ascii="SimHei" w:hAnsi="SimHei" w:eastAsia="SimHei"/>
                 <w:sz w:val="24"/>
               </w:rPr>
-              <w:t>{{名称}}</w:t>
+              <w:t>{{二委托人}}</w:t>
             </w:r>
-            <w:bookmarkStart w:id="0" w:name="_GoBack"/>
-            <w:bookmarkEnd w:id="0"/>
           </w:p>
         </w:tc>
       </w:tr>
@@ -212,7 +210,7 @@
                 <w:rFonts w:hint="default" w:ascii="SimHei" w:hAnsi="SimHei" w:eastAsia="SimHei"/>
                 <w:sz w:val="24"/>
               </w:rPr>
-              <w:t>{{案由}}</w:t>
+              <w:t>{{十案由}}</w:t>
             </w:r>
           </w:p>
         </w:tc>
@@ -267,7 +265,7 @@
                 <w:rFonts w:hint="default" w:ascii="SimHei" w:hAnsi="SimHei" w:eastAsia="SimHei"/>
                 <w:sz w:val="24"/>
               </w:rPr>
-              <w:t>{{委托日期}}</w:t>
+              <w:t>{{一委托日期}}</w:t>
             </w:r>
           </w:p>
         </w:tc>
@@ -452,7 +450,7 @@
                 <w:rFonts w:hint="default" w:ascii="SimHei" w:hAnsi="SimHei" w:eastAsia="SimHei"/>
                 <w:sz w:val="24"/>
               </w:rPr>
-              <w:t>{{委托日期}}</w:t>
+              <w:t>{{一委托日期}}</w:t>
             </w:r>
           </w:p>
         </w:tc>
@@ -545,7 +543,16 @@
                 <w:rFonts w:hint="eastAsia" w:ascii="SimHei" w:hAnsi="SimHei" w:eastAsia="SimHei"/>
                 <w:sz w:val="24"/>
               </w:rPr>
-              <w:t>简要案情和工作概况</w:t>
+              <w:t>简要案情和工作概</w:t>
+            </w:r>
+            <w:bookmarkStart w:id="0" w:name="_GoBack"/>
+            <w:bookmarkEnd w:id="0"/>
+            <w:r>
+              <w:rPr>
+                <w:rFonts w:hint="eastAsia" w:ascii="SimHei" w:hAnsi="SimHei" w:eastAsia="SimHei"/>
+                <w:sz w:val="24"/>
+              </w:rPr>
+              <w:t>况</w:t>
             </w:r>
           </w:p>
         </w:tc>
@@ -1668,7 +1675,7 @@
     <w:lsdException w:unhideWhenUsed="0" w:uiPriority="0" w:semiHidden="0" w:name="Body Text Indent 2"/>
     <w:lsdException w:unhideWhenUsed="0" w:uiPriority="0" w:semiHidden="0" w:name="Body Text Indent 3"/>
     <w:lsdException w:unhideWhenUsed="0" w:uiPriority="0" w:semiHidden="0" w:name="Block Text"/>
-    <w:lsdException w:qFormat="1" w:uiPriority="99" w:semiHidden="0" w:name="Hyperlink"/>
+    <w:lsdException w:uiPriority="99" w:semiHidden="0" w:name="Hyperlink"/>
     <w:lsdException w:unhideWhenUsed="0" w:uiPriority="0" w:semiHidden="0" w:name="FollowedHyperlink"/>
     <w:lsdException w:qFormat="1" w:unhideWhenUsed="0" w:uiPriority="0" w:semiHidden="0" w:name="Strong"/>
     <w:lsdException w:qFormat="1" w:unhideWhenUsed="0" w:uiPriority="0" w:semiHidden="0" w:name="Emphasis"/>
@@ -1959,7 +1966,6 @@
     <w:name w:val="Hyperlink"/>
     <w:basedOn w:val="9"/>
     <w:unhideWhenUsed/>
-    <w:qFormat/>
     <w:uiPriority w:val="99"/>
     <w:rPr>
       <w:color w:val="000000"/>

--- a/templates/民事案件-法人或其它组织/11办案小结-诉讼类.docx
+++ b/templates/民事案件-法人或其它组织/11办案小结-诉讼类.docx
@@ -138,7 +138,7 @@
                 <w:rFonts w:hint="default" w:ascii="SimHei" w:hAnsi="SimHei" w:eastAsia="SimHei"/>
                 <w:sz w:val="24"/>
               </w:rPr>
-              <w:t>{{二委托人}}</w:t>
+              <w:t>{{_2委托人}}</w:t>
             </w:r>
           </w:p>
         </w:tc>
@@ -210,7 +210,7 @@
                 <w:rFonts w:hint="default" w:ascii="SimHei" w:hAnsi="SimHei" w:eastAsia="SimHei"/>
                 <w:sz w:val="24"/>
               </w:rPr>
-              <w:t>{{十案由}}</w:t>
+              <w:t>{{_10案由}}</w:t>
             </w:r>
           </w:p>
         </w:tc>
@@ -265,7 +265,7 @@
                 <w:rFonts w:hint="default" w:ascii="SimHei" w:hAnsi="SimHei" w:eastAsia="SimHei"/>
                 <w:sz w:val="24"/>
               </w:rPr>
-              <w:t>{{一委托日期}}</w:t>
+              <w:t>{{_1委托日期}}</w:t>
             </w:r>
           </w:p>
         </w:tc>
@@ -450,7 +450,7 @@
                 <w:rFonts w:hint="default" w:ascii="SimHei" w:hAnsi="SimHei" w:eastAsia="SimHei"/>
                 <w:sz w:val="24"/>
               </w:rPr>
-              <w:t>{{一委托日期}}</w:t>
+              <w:t>{{_1委托日期}}</w:t>
             </w:r>
           </w:p>
         </w:tc>
